--- a/DigitalPaani_HMS_User_Access_Guide.docx
+++ b/DigitalPaani_HMS_User_Access_Guide.docx
@@ -94,7 +94,7 @@
           <w:sz w:val="18"/>
           <w:szCs w:val="18"/>
         </w:rPr>
-        <w:t xml:space="preserve">Version 2  ·  August 2026</w:t>
+        <w:t xml:space="preserve">Version 3  ·  August 2026</w:t>
       </w:r>
     </w:p>
     <w:p>
@@ -2029,7 +2029,7 @@
           <w:sz w:val="21"/>
           <w:szCs w:val="21"/>
         </w:rPr>
-        <w:t xml:space="preserve"> — a table of open roles that have passed their own </w:t>
+        <w:t xml:space="preserve"> — a table of roles that have passed their own </w:t>
       </w:r>
       <w:r>
         <w:rPr>
@@ -2047,7 +2047,43 @@
           <w:sz w:val="21"/>
           <w:szCs w:val="21"/>
         </w:rPr>
-        <w:t xml:space="preserve"> date, colored yellow then red the further overdue they are (thresholds vary by priority — P0 flags soonest, P3 latest). A role with no Close Target set yet falls back to flagging on days-since-opened instead. Nothing appears here until a role is actually overdue against its own target.</w:t>
+        <w:t xml:space="preserve"> date, colored yellow then red the further overdue they are (thresholds vary by priority — P0 flags soonest, P3 latest). A role with no Close Target set yet falls back to flagging on days-since-approved instead. This table — and every aging alert anywhere in HMS — only ever applies to a role currently </w:t>
+      </w:r>
+      <w:r>
+        <w:rPr>
+          <w:rFonts w:ascii="Calibri" w:cs="Calibri" w:eastAsia="Calibri" w:hAnsi="Calibri"/>
+          <w:b/>
+          <w:bCs/>
+          <w:sz w:val="21"/>
+          <w:szCs w:val="21"/>
+        </w:rPr>
+        <w:t xml:space="preserve">Approved</w:t>
+      </w:r>
+      <w:r>
+        <w:rPr>
+          <w:rFonts w:ascii="Calibri" w:cs="Calibri" w:eastAsia="Calibri" w:hAnsi="Calibri"/>
+          <w:sz w:val="21"/>
+          <w:szCs w:val="21"/>
+        </w:rPr>
+        <w:t xml:space="preserve"> or </w:t>
+      </w:r>
+      <w:r>
+        <w:rPr>
+          <w:rFonts w:ascii="Calibri" w:cs="Calibri" w:eastAsia="Calibri" w:hAnsi="Calibri"/>
+          <w:b/>
+          <w:bCs/>
+          <w:sz w:val="21"/>
+          <w:szCs w:val="21"/>
+        </w:rPr>
+        <w:t xml:space="preserve">Live – Sourcing</w:t>
+      </w:r>
+      <w:r>
+        <w:rPr>
+          <w:rFonts w:ascii="Calibri" w:cs="Calibri" w:eastAsia="Calibri" w:hAnsi="Calibri"/>
+          <w:sz w:val="21"/>
+          <w:szCs w:val="21"/>
+        </w:rPr>
+        <w:t xml:space="preserve">; a Draft, Under Review, On Hold, or Closed role never shows an aging alert, no matter how old its dates look. Nothing appears here until an eligible role is actually overdue against its own target.</w:t>
       </w:r>
     </w:p>
     <w:p>
@@ -2111,7 +2147,25 @@
           <w:sz w:val="21"/>
           <w:szCs w:val="21"/>
         </w:rPr>
-        <w:t xml:space="preserve"> — Source Quality shows pass rate, hire rate, and % contribution per sourcing channel, computed over all-time history. Low Pipeline Roles lists open, already-aging roles that currently have fewer than 3 active candidates — a signal that sourcing, not process, may be the bottleneck.</w:t>
+        <w:t xml:space="preserve"> — Source Quality shows pass rate, hire rate, and % contribution per sourcing channel, computed over all-time history from each candidate’s own </w:t>
+      </w:r>
+      <w:r>
+        <w:rPr>
+          <w:rFonts w:ascii="Calibri" w:cs="Calibri" w:eastAsia="Calibri" w:hAnsi="Calibri"/>
+          <w:b/>
+          <w:bCs/>
+          <w:sz w:val="21"/>
+          <w:szCs w:val="21"/>
+        </w:rPr>
+        <w:t xml:space="preserve">Source</w:t>
+      </w:r>
+      <w:r>
+        <w:rPr>
+          <w:rFonts w:ascii="Calibri" w:cs="Calibri" w:eastAsia="Calibri" w:hAnsi="Calibri"/>
+          <w:sz w:val="21"/>
+          <w:szCs w:val="21"/>
+        </w:rPr>
+        <w:t xml:space="preserve"> (Naukri/IIMjobs, LinkedIn, Internal Referral, Agency, or Direct Outreach — the same 5-channel vocabulary a role’s own Recruitment Mode uses). Low Pipeline Roles lists open, already-aging roles that currently have fewer than 3 active candidates — a signal that sourcing, not process, may be the bottleneck.</w:t>
       </w:r>
     </w:p>
     <w:p>
@@ -2572,6 +2626,29 @@
           <w:sz w:val="21"/>
           <w:szCs w:val="21"/>
         </w:rPr>
+        <w:t xml:space="preserve">Open Date is set automatically, once, at approval</w:t>
+      </w:r>
+      <w:r>
+        <w:rPr>
+          <w:rFonts w:ascii="Calibri" w:cs="Calibri" w:eastAsia="Calibri" w:hAnsi="Calibri"/>
+          <w:sz w:val="21"/>
+          <w:szCs w:val="21"/>
+        </w:rPr>
+        <w:t xml:space="preserve"> — the moment a role’s status actually becomes Approved, HMS stamps that day as its Open Date; it’s never a field you type in yourself, at creation or afterward. Role Age is measured from that date, so it always tracks “days since approved,” never “days since this form was filled in.”</w:t>
+      </w:r>
+    </w:p>
+    <w:p>
+      <w:pPr>
+        <w:spacing w:after="140"/>
+      </w:pPr>
+      <w:r>
+        <w:rPr>
+          <w:rFonts w:ascii="Calibri" w:cs="Calibri" w:eastAsia="Calibri" w:hAnsi="Calibri"/>
+          <w:b/>
+          <w:bCs/>
+          <w:sz w:val="21"/>
+          <w:szCs w:val="21"/>
+        </w:rPr>
         <w:t xml:space="preserve">Aging is tied to each role’s own Close Target</w:t>
       </w:r>
       <w:r>
@@ -2580,7 +2657,7 @@
           <w:sz w:val="21"/>
           <w:szCs w:val="21"/>
         </w:rPr>
-        <w:t xml:space="preserve">, not simply how long ago it opened. Set a realistic Close Target when approving a role; pushing it out later genuinely clears an aging alert, rather than the system assuming the original plan was wrong.</w:t>
+        <w:t xml:space="preserve">, not simply how long ago it opened. Set a realistic Close Target when approving a role; pushing it out later genuinely clears an aging alert, rather than the system assuming the original plan was wrong. An aging alert (and Role Age itself) only ever appears while a role is Approved or Live – Sourcing — once it goes On Hold or Closed, or if it’s still Draft/Under Review, aging simply doesn’t apply.</w:t>
       </w:r>
     </w:p>
     <w:p>
@@ -2672,7 +2749,7 @@
           <w:sz w:val="21"/>
           <w:szCs w:val="21"/>
         </w:rPr>
-        <w:t xml:space="preserve">Fill in Basic Information (title, department, hiring manager, priority, openings, location, employment type, dates), Requirements/Description (must-have and nice-to-have skills, job description), and Sourcing (which recruitment channels to use).</w:t>
+        <w:t xml:space="preserve">Fill in Basic Information (title, department, hiring manager, priority, openings, location, employment type, Target Close Date), Requirements/Description (must-have and nice-to-have skills, job description), and Sourcing (which recruitment channels to use).</w:t>
       </w:r>
     </w:p>
     <w:p>
@@ -2760,7 +2837,7 @@
           <w:sz w:val="21"/>
           <w:szCs w:val="21"/>
         </w:rPr>
-        <w:t xml:space="preserve">Set a realistic Close Target while you’re here — this is what drives the role’s aging alerts from now on.</w:t>
+        <w:t xml:space="preserve">Set a realistic Close Target while you’re here — this is what drives the role’s aging alerts from now on. Its Open Date is stamped automatically the moment you confirm the approval below — there’s nothing to fill in for that.</w:t>
       </w:r>
     </w:p>
     <w:p>
@@ -7347,6 +7424,66 @@
           <w:sz w:val="21"/>
           <w:szCs w:val="21"/>
         </w:rPr>
+        <w:t xml:space="preserve">A role I approved a while ago shows no Role Age / aging alert, or it disappeared once I put it On Hold — is that a bug?</w:t>
+      </w:r>
+    </w:p>
+    <w:p>
+      <w:pPr>
+        <w:spacing w:after="140"/>
+      </w:pPr>
+      <w:r>
+        <w:rPr>
+          <w:rFonts w:ascii="Calibri" w:cs="Calibri" w:eastAsia="Calibri" w:hAnsi="Calibri"/>
+          <w:sz w:val="21"/>
+          <w:szCs w:val="21"/>
+        </w:rPr>
+        <w:t xml:space="preserve">No — Role Age and aging alerts only ever apply to a role that’s Approved or Live – Sourcing. Draft and Under Review haven’t started the clock yet; On Hold and Closed have stopped it. Moving a role back to Live – Sourcing resumes it against the same Open Date it was originally approved on.</w:t>
+      </w:r>
+    </w:p>
+    <w:p>
+      <w:pPr>
+        <w:keepNext/>
+        <w:spacing w:after="40" w:before="160"/>
+      </w:pPr>
+      <w:r>
+        <w:rPr>
+          <w:rFonts w:ascii="Calibri" w:cs="Calibri" w:eastAsia="Calibri" w:hAnsi="Calibri"/>
+          <w:b/>
+          <w:bCs/>
+          <w:color w:val="0A1F3D"/>
+          <w:sz w:val="21"/>
+          <w:szCs w:val="21"/>
+        </w:rPr>
+        <w:t xml:space="preserve">The Source Quality channels on the Dashboard look different from what I remember — what changed?</w:t>
+      </w:r>
+    </w:p>
+    <w:p>
+      <w:pPr>
+        <w:spacing w:after="140"/>
+      </w:pPr>
+      <w:r>
+        <w:rPr>
+          <w:rFonts w:ascii="Calibri" w:cs="Calibri" w:eastAsia="Calibri" w:hAnsi="Calibri"/>
+          <w:sz w:val="21"/>
+          <w:szCs w:val="21"/>
+        </w:rPr>
+        <w:t xml:space="preserve">Source Quality now reports each candidate’s own Source field (Naukri/IIMjobs, LinkedIn, Internal Referral, Agency, Direct Outreach) instead of an older, separate application-level field that stopped being collected a while back. If a channel name you used to see is gone, it’s because it was retired from that older vocabulary, not because the data disappeared.</w:t>
+      </w:r>
+    </w:p>
+    <w:p>
+      <w:pPr>
+        <w:keepNext/>
+        <w:spacing w:after="40" w:before="160"/>
+      </w:pPr>
+      <w:r>
+        <w:rPr>
+          <w:rFonts w:ascii="Calibri" w:cs="Calibri" w:eastAsia="Calibri" w:hAnsi="Calibri"/>
+          <w:b/>
+          <w:bCs/>
+          <w:color w:val="0A1F3D"/>
+          <w:sz w:val="21"/>
+          <w:szCs w:val="21"/>
+        </w:rPr>
         <w:t xml:space="preserve">A candidate I rejected/withdrew a while ago has disappeared from Candidates — where did they go?</w:t>
       </w:r>
     </w:p>

--- a/DigitalPaani_HMS_User_Access_Guide.docx
+++ b/DigitalPaani_HMS_User_Access_Guide.docx
@@ -94,7 +94,7 @@
           <w:sz w:val="18"/>
           <w:szCs w:val="18"/>
         </w:rPr>
-        <w:t xml:space="preserve">Version 3  ·  August 2026</w:t>
+        <w:t xml:space="preserve">Version 4  ·  September 2026</w:t>
       </w:r>
     </w:p>
     <w:p>
@@ -365,7 +365,7 @@
           <w:sz w:val="21"/>
           <w:szCs w:val="21"/>
         </w:rPr>
-        <w:t xml:space="preserve">4.4  ResumeIQ Scoring, Scorecard Summary &amp; My Queue</w:t>
+        <w:t xml:space="preserve">4.4  ResumeIQ Scoring, Scorecard Summary &amp; My Tasks</w:t>
       </w:r>
       <w:r>
         <w:rPr>
@@ -835,7 +835,7 @@
           <w:sz w:val="21"/>
           <w:szCs w:val="21"/>
         </w:rPr>
-        <w:t xml:space="preserve">HR (or the Hiring Manager, for their own role) reviews it and moves it to Approved. This automatically generates a long-form Job Description PDF and a social-media-ready sharable, in about 20–30 seconds.</w:t>
+        <w:t xml:space="preserve">HR/Admin, Leadership, or Super Admin reviews it and moves it to Approved — a Hiring Manager can no longer approve even their own requested role. Approval automatically generates a long-form Job Description PDF and a social-media-ready sharable, in about 20–30 seconds.</w:t>
       </w:r>
     </w:p>
     <w:p>
@@ -871,7 +871,7 @@
           <w:sz w:val="21"/>
           <w:szCs w:val="21"/>
         </w:rPr>
-        <w:t xml:space="preserve">HR reviews new applications and moves promising ones into Resume Review. The moment this happens, HMS’s AI scoring engine (“ResumeIQ”) automatically reads the candidate’s actual resume and scores it against the role on 8 dimensions.</w:t>
+        <w:t xml:space="preserve">Every new application starts at the Applied stage. The instant it’s created, HMS’s AI scoring engine (“ResumeIQ”) automatically reads the candidate’s actual resume and scores it against the role on 8 dimensions — no manual step triggers it.</w:t>
       </w:r>
     </w:p>
     <w:p>
@@ -889,7 +889,7 @@
           <w:sz w:val="21"/>
           <w:szCs w:val="21"/>
         </w:rPr>
-        <w:t xml:space="preserve">The reviewer reads the AI score and decides: Shortlist, Hold for Future, or Reject.</w:t>
+        <w:t xml:space="preserve">A reviewer reads the AI score and decides: Shortlist (which now means advancing straight from Applied to Interview Round 1 — open to every persona, not just HR/HM), Hold for Future, or Reject.</w:t>
       </w:r>
     </w:p>
     <w:p>
@@ -907,7 +907,7 @@
           <w:sz w:val="21"/>
           <w:szCs w:val="21"/>
         </w:rPr>
-        <w:t xml:space="preserve">Shortlisted candidates go through interview rounds and/or a take-home assignment, each with structured feedback capture, then (where required) a reference check. A genuinely positive round of feedback now automatically advances the candidate to the next stage the moment it’s submitted — there’s no separate manual step for that.</w:t>
+        <w:t xml:space="preserve">Candidates who are shortlisted go through interview rounds and/or a take-home assignment, each with structured feedback capture, then (where required) a reference check. A genuinely positive round of feedback now automatically advances the candidate to the next stage the moment it’s submitted — there’s no separate manual step for that.</w:t>
       </w:r>
     </w:p>
     <w:p>
@@ -1425,7 +1425,7 @@
                 <w:sz w:val="21"/>
                 <w:szCs w:val="21"/>
               </w:rPr>
-              <w:t xml:space="preserve">Reviews AI-scored candidates for their own open role(s) and decides who advances; sees compensation figures for their own role’s candidates only; submits feedback for rounds they’re specifically listed on; can request a new role.</w:t>
+              <w:t xml:space="preserve">Reviews AI-scored candidates and can shortlist (Applied → Interview Round 1) on any role — this specific action isn’t ownership-scoped, and is open to every persona, not unique to Hiring Managers. Sees compensation figures for their own role’s candidates only; submits feedback for rounds they’re specifically listed on; can request a new role but cannot approve any role, including their own.</w:t>
             </w:r>
           </w:p>
         </w:tc>
@@ -1490,7 +1490,7 @@
                 <w:sz w:val="21"/>
                 <w:szCs w:val="21"/>
               </w:rPr>
-              <w:t xml:space="preserve">Sees and can do everything HR/Admin can, plus one extra control (jumping a candidate directly to any pipeline stage).</w:t>
+              <w:t xml:space="preserve">Sees and can do everything HR/Admin can, plus one extra control (jumping a candidate directly to any pipeline stage) — with one narrower exception: My Tasks → “Ready for review” shows Leadership only Founder-Review-flagged candidates, not the full company-wide list.</w:t>
             </w:r>
           </w:p>
         </w:tc>
@@ -1555,7 +1555,7 @@
                 <w:sz w:val="21"/>
                 <w:szCs w:val="21"/>
               </w:rPr>
-              <w:t xml:space="preserve">Everything Leadership can do, plus the exclusive ability to add, edit, or deactivate user accounts.</w:t>
+              <w:t xml:space="preserve">Everything Leadership can do, plus the exclusive ability to add, edit, or deactivate user accounts. Unlike Leadership, Super Admin’s My Tasks “Ready for review” stays unfiltered and company-wide, like HR/Admin’s.</w:t>
             </w:r>
           </w:p>
         </w:tc>
@@ -2006,7 +2006,7 @@
           <w:sz w:val="21"/>
           <w:szCs w:val="21"/>
         </w:rPr>
-        <w:t xml:space="preserve"> — replaces what used to be a “Pending Actions by owner” board. An interlocking chevron strip, one segment per pipeline stage, shows how many SLA breaches currently sit at each stage. Click any stage to see exactly which breach types are open there and who’s overdue on each candidate; an owner toggle (All owners / HR / Recruiter / Hiring Manager) and a role filter refine this section further, independent of the page’s master filters above.</w:t>
+        <w:t xml:space="preserve"> — replaces what used to be a “Pending Actions by owner” board. An interlocking chevron strip, one segment per pipeline stage, shows how many SLA breaches currently sit at each stage. Click any stage to see exactly which breach types are open there and who’s overdue on each candidate; an owner toggle (All owners / HR / Recruiter / Hiring Manager) refines this section further. Role isn’t a filter local to this section — it inherits the Role filter from the page’s master filters above, like every other section.</w:t>
       </w:r>
     </w:p>
     <w:p>
@@ -2029,7 +2029,7 @@
           <w:sz w:val="21"/>
           <w:szCs w:val="21"/>
         </w:rPr>
-        <w:t xml:space="preserve"> — a table of roles that have passed their own </w:t>
+        <w:t xml:space="preserve"> — a table listing every role currently Approved, Live – Sourcing, or On Hold, sorted red-first. Each row shows its own days-open figure and an aging status: red or yellow the further overdue against its own </w:t>
       </w:r>
       <w:r>
         <w:rPr>
@@ -2047,43 +2047,7 @@
           <w:sz w:val="21"/>
           <w:szCs w:val="21"/>
         </w:rPr>
-        <w:t xml:space="preserve"> date, colored yellow then red the further overdue they are (thresholds vary by priority — P0 flags soonest, P3 latest). A role with no Close Target set yet falls back to flagging on days-since-approved instead. This table — and every aging alert anywhere in HMS — only ever applies to a role currently </w:t>
-      </w:r>
-      <w:r>
-        <w:rPr>
-          <w:rFonts w:ascii="Calibri" w:cs="Calibri" w:eastAsia="Calibri" w:hAnsi="Calibri"/>
-          <w:b/>
-          <w:bCs/>
-          <w:sz w:val="21"/>
-          <w:szCs w:val="21"/>
-        </w:rPr>
-        <w:t xml:space="preserve">Approved</w:t>
-      </w:r>
-      <w:r>
-        <w:rPr>
-          <w:rFonts w:ascii="Calibri" w:cs="Calibri" w:eastAsia="Calibri" w:hAnsi="Calibri"/>
-          <w:sz w:val="21"/>
-          <w:szCs w:val="21"/>
-        </w:rPr>
-        <w:t xml:space="preserve"> or </w:t>
-      </w:r>
-      <w:r>
-        <w:rPr>
-          <w:rFonts w:ascii="Calibri" w:cs="Calibri" w:eastAsia="Calibri" w:hAnsi="Calibri"/>
-          <w:b/>
-          <w:bCs/>
-          <w:sz w:val="21"/>
-          <w:szCs w:val="21"/>
-        </w:rPr>
-        <w:t xml:space="preserve">Live – Sourcing</w:t>
-      </w:r>
-      <w:r>
-        <w:rPr>
-          <w:rFonts w:ascii="Calibri" w:cs="Calibri" w:eastAsia="Calibri" w:hAnsi="Calibri"/>
-          <w:sz w:val="21"/>
-          <w:szCs w:val="21"/>
-        </w:rPr>
-        <w:t xml:space="preserve">; a Draft, Under Review, On Hold, or Closed role never shows an aging alert, no matter how old its dates look. Nothing appears here until an eligible role is actually overdue against its own target.</w:t>
+        <w:t xml:space="preserve"> (thresholds vary by priority — P0 flags soonest, P3 latest), or green/OK if it’s on track. A role with no Close Target set yet falls back to flagging on days-since-approved instead. An On Hold role always shows OK — the clock isn’t running while a role is paused — but it’s still listed here for reference, not hidden. A role that’s Draft, Under Review, or Closed never appears in this table at all.</w:t>
       </w:r>
     </w:p>
     <w:p>
@@ -2147,7 +2111,7 @@
           <w:sz w:val="21"/>
           <w:szCs w:val="21"/>
         </w:rPr>
-        <w:t xml:space="preserve"> — Source Quality shows pass rate, hire rate, and % contribution per sourcing channel, computed over all-time history from each candidate’s own </w:t>
+        <w:t xml:space="preserve"> — Source Quality shows Pass Rate (% that ever reached Interview Round 1 or later), Hire Rate (% that ever reached Offer Accepted or later), and % contribution per sourcing channel, computed over all-time history from each candidate’s own </w:t>
       </w:r>
       <w:r>
         <w:rPr>
@@ -2321,7 +2285,7 @@
           <w:sz w:val="21"/>
           <w:szCs w:val="21"/>
         </w:rPr>
-        <w:t xml:space="preserve">Check Aging Roles for anything shaded red — that’s a role overdue against its own Close Target.</w:t>
+        <w:t xml:space="preserve">Check Aging Roles — every Approved/Live – Sourcing/On Hold role is listed; look for anything shaded red (overdue) or yellow (approaching). On Hold roles are listed for reference but never flagged.</w:t>
       </w:r>
     </w:p>
     <w:p>
@@ -2484,25 +2448,7 @@
           <w:sz w:val="21"/>
           <w:szCs w:val="21"/>
         </w:rPr>
-        <w:t xml:space="preserve">Hiring Manager can submit a role request — the button reads “Request role” instead of “New role,” but creates the same kind of Draft — and can approve their </w:t>
-      </w:r>
-      <w:r>
-        <w:rPr>
-          <w:rFonts w:ascii="Calibri" w:cs="Calibri" w:eastAsia="Calibri" w:hAnsi="Calibri"/>
-          <w:b/>
-          <w:bCs/>
-          <w:sz w:val="21"/>
-          <w:szCs w:val="21"/>
-        </w:rPr>
-        <w:t xml:space="preserve">own</w:t>
-      </w:r>
-      <w:r>
-        <w:rPr>
-          <w:rFonts w:ascii="Calibri" w:cs="Calibri" w:eastAsia="Calibri" w:hAnsi="Calibri"/>
-          <w:sz w:val="21"/>
-          <w:szCs w:val="21"/>
-        </w:rPr>
-        <w:t xml:space="preserve"> role’s Draft into Approved themselves. They can view every role’s pipeline, but only see the CTC Band field, and only get an edit/approve control, on a role that’s actually theirs.</w:t>
+        <w:t xml:space="preserve">Hiring Manager can submit a role request — the button reads “Request role” instead of “New role,” but creates the same kind of Draft. They can view every role’s pipeline and see the CTC Band field for a role that’s theirs, but can no longer approve any role — including their own. Any attempted edit or status change by a Hiring Manager to any role now returns an error; approval, and every other change, is HR-tier only (HR/Admin, Leadership, Super Admin).</w:t>
       </w:r>
     </w:p>
     <w:p>
@@ -2542,7 +2488,7 @@
           <w:sz w:val="21"/>
           <w:szCs w:val="21"/>
         </w:rPr>
-        <w:t xml:space="preserve"> — Draft → Under Review → Approved → Live – Sourcing → On Hold → Closed – Filled / Closed – Cancelled. Moving a role to Approved is the approval action itself — there’s no separate “approve” button.</w:t>
+        <w:t xml:space="preserve"> — Draft → Under Review → Approved → Live – Sourcing → On Hold → Closed – Filled / Closed – Cancelled. Moving a role to Approved is the approval action itself — there’s no separate “approve” button. Only HR/Admin, Leadership, or Super Admin can make this change; a Hiring Manager attempting it, even on their own requested role, is blocked.</w:t>
       </w:r>
     </w:p>
     <w:p>
@@ -2634,7 +2580,7 @@
           <w:sz w:val="21"/>
           <w:szCs w:val="21"/>
         </w:rPr>
-        <w:t xml:space="preserve"> — the moment a role’s status actually becomes Approved, HMS stamps that day as its Open Date; it’s never a field you type in yourself, at creation or afterward. Role Age is measured from that date, so it always tracks “days since approved,” never “days since this form was filled in.”</w:t>
+        <w:t xml:space="preserve"> — the moment a role’s status actually becomes Approved, HMS stamps that day as its Open Date; it’s never a field you type in yourself, at creation or afterward. Role Age is measured from that date, so it always tracks “days since approved,” never “days since this form was filled in.” The acting approver’s name and the approval date are recorded automatically at that same moment (never something you type in) and shown on the role’s detail page.</w:t>
       </w:r>
     </w:p>
     <w:p>
@@ -2657,7 +2603,7 @@
           <w:sz w:val="21"/>
           <w:szCs w:val="21"/>
         </w:rPr>
-        <w:t xml:space="preserve">, not simply how long ago it opened. Set a realistic Close Target when approving a role; pushing it out later genuinely clears an aging alert, rather than the system assuming the original plan was wrong. An aging alert (and Role Age itself) only ever appears while a role is Approved or Live – Sourcing — once it goes On Hold or Closed, or if it’s still Draft/Under Review, aging simply doesn’t apply.</w:t>
+        <w:t xml:space="preserve">, not simply how long ago it opened. Set a realistic Close Target when approving a role; pushing it out later genuinely clears an aging alert, rather than the system assuming the original plan was wrong. An aging alert only ever appears while a role is Approved or Live – Sourcing — an On Hold role is always shown OK in the Aging Roles table (still listed, just never flagged), and a Draft/Under Review role doesn’t appear there at all yet.</w:t>
       </w:r>
     </w:p>
     <w:p>
@@ -2783,7 +2729,7 @@
           <w:sz w:val="21"/>
           <w:szCs w:val="21"/>
         </w:rPr>
-        <w:t xml:space="preserve">Review and approve a role  (HR/Admin, Leadership, Super Admin — or the Hiring Manager, for their own role)</w:t>
+        <w:t xml:space="preserve">Review and approve a role  (HR/Admin, Leadership, Super Admin only)</w:t>
       </w:r>
     </w:p>
     <w:p>
@@ -2873,7 +2819,7 @@
           <w:sz w:val="21"/>
           <w:szCs w:val="21"/>
         </w:rPr>
-        <w:t xml:space="preserve">Wait for the confirmation toast — this step runs the automatic JD generation, so it can take up to half a minute. Once complete, the long-form and social JD links appear under Links &amp; Assets.</w:t>
+        <w:t xml:space="preserve">Wait for the confirmation toast — this step runs the automatic JD generation, so it can take up to half a minute. Once complete, the long-form and social JD links appear under Links &amp; Assets, and your name and today’s date are stamped as the approver.</w:t>
       </w:r>
     </w:p>
     <w:p>
@@ -3038,7 +2984,7 @@
           <w:sz w:val="21"/>
           <w:szCs w:val="21"/>
         </w:rPr>
-        <w:t xml:space="preserve">Age, Active Shortlist, and Active Candidates column headers on the Roles list each have an (i) icon explaining exactly what’s counted.</w:t>
+        <w:t xml:space="preserve">Age, Active Candidates, and Active Shortlist column headers on the Roles list each have an (i) icon explaining exactly what’s counted — Active Shortlist specifically counts applications currently at Interview Round 1, Interview Round 2, Assignment Round, or Founders Round.</w:t>
       </w:r>
     </w:p>
     <w:p>
@@ -3130,7 +3076,7 @@
           <w:sz w:val="21"/>
           <w:szCs w:val="21"/>
         </w:rPr>
-        <w:t xml:space="preserve">Hiring Manager sees candidate and application data with financial fields removed — unless the candidate is linked to their own role, in which case those fields show normally. Either way, there are no add/edit/bulk-action controls here; a Hiring Manager’s ability to act on a candidate comes from Scorecard Summary and My Queue instead (see 4.4).</w:t>
+        <w:t xml:space="preserve">Hiring Manager sees candidate and application data with financial fields removed — unless the candidate is linked to their own role, in which case those fields show normally. Either way, there are no add/edit/bulk-action controls here; a Hiring Manager’s ability to act on a candidate comes from Scorecard Summary and My Tasks instead (see 4.4).</w:t>
       </w:r>
     </w:p>
     <w:p>
@@ -3193,7 +3139,7 @@
           <w:sz w:val="21"/>
           <w:szCs w:val="21"/>
         </w:rPr>
-        <w:t xml:space="preserve"> — Stage (their position in the pipeline — 13 possible values, from Applied through to Joined), Status (Active, Rejected, Withdrawn, Hold for Future, Joined, or Closed), and a Screening Status field that mostly runs in the background — a Hiring Manager can set it specifically to “HM Shortlisted”; every other value is HR-tier only.</w:t>
+        <w:t xml:space="preserve"> — Stage (their position in the pipeline — 11 possible values: Applied, Interview Round 1, Interview Round 2, Assignment Round, Founders Round, Reference Check, Pre-Joining Documents, Offer Discussion, Offer Released, Offer Accepted, Joined), Status (Active, Rejected, Withdrawn, Hold for Future, Joined, or Closed), and a Screening Status field that mostly runs in the background — a Hiring Manager can set it specifically to “HM Shortlisted”; every other value is HR-tier only.</w:t>
       </w:r>
     </w:p>
     <w:p>
@@ -3262,7 +3208,7 @@
           <w:sz w:val="21"/>
           <w:szCs w:val="21"/>
         </w:rPr>
-        <w:t xml:space="preserve"> — opening any candidate’s profile now shows every application section already open, with interview rounds, notes, and stage/status controls visible immediately rather than needing a click to reveal them.</w:t>
+        <w:t xml:space="preserve"> — opening any candidate’s profile now shows every application section already open, with interview rounds, notes, and stage/status controls visible immediately rather than needing a click to reveal them. Company / Industry is shown as one merged column, and an Application Date column shows how many days ago the candidate applied; click the Fit, Application Date, or Last Updated column headers to sort by that column (click again to flip direction).</w:t>
       </w:r>
     </w:p>
     <w:p>
@@ -3367,7 +3313,7 @@
           <w:sz w:val="21"/>
           <w:szCs w:val="21"/>
         </w:rPr>
-        <w:t xml:space="preserve">On success, a candidate profile and their first application (starting at Applied / Active) are both created together.</w:t>
+        <w:t xml:space="preserve">On success, a candidate profile and their first application (starting at Applied / Active) are both created together — this is also the moment ResumeIQ scores their resume automatically (see 4.4), so expect a short pause here.</w:t>
       </w:r>
     </w:p>
     <w:p>
@@ -3419,7 +3365,7 @@
           <w:sz w:val="21"/>
           <w:szCs w:val="21"/>
         </w:rPr>
-        <w:t xml:space="preserve">If moving into Resume Review for the first time, expect a short pause (up to ~30 seconds) — this is the automatic AI resume scoring described in section 4.4 running before the change saves.</w:t>
+        <w:t xml:space="preserve">ResumeIQ scoring now happens automatically the moment a candidate/application is first created (see 4.4) — you won’t see a scoring pause here when simply changing an existing application’s stage.</w:t>
       </w:r>
     </w:p>
     <w:p>
@@ -3674,20 +3620,20 @@
           <w:sz w:val="30"/>
           <w:szCs w:val="30"/>
         </w:rPr>
-        <w:t xml:space="preserve">4.4  ResumeIQ Scoring, Scorecard Summary &amp; My Queue</w:t>
-      </w:r>
-    </w:p>
-    <w:p>
-      <w:pPr>
-        <w:spacing w:after="140"/>
-      </w:pPr>
-      <w:r>
-        <w:rPr>
-          <w:rFonts w:ascii="Calibri" w:cs="Calibri" w:eastAsia="Calibri" w:hAnsi="Calibri"/>
-          <w:sz w:val="21"/>
-          <w:szCs w:val="21"/>
-        </w:rPr>
-        <w:t xml:space="preserve">This is the heart of the review-and-shortlist workflow, and the one part of HMS every persona uses in largely the same way. The moment a candidate reaches the Resume Review stage, HMS’s AI scoring engine — ResumeIQ — automatically reads their actual resume and scores it against the role. Anyone can then review that score and decide: Shortlist, Hold for Future, or Reject.</w:t>
+        <w:t xml:space="preserve">4.4  ResumeIQ Scoring, Scorecard Summary &amp; My Tasks</w:t>
+      </w:r>
+    </w:p>
+    <w:p>
+      <w:pPr>
+        <w:spacing w:after="140"/>
+      </w:pPr>
+      <w:r>
+        <w:rPr>
+          <w:rFonts w:ascii="Calibri" w:cs="Calibri" w:eastAsia="Calibri" w:hAnsi="Calibri"/>
+          <w:sz w:val="21"/>
+          <w:szCs w:val="21"/>
+        </w:rPr>
+        <w:t xml:space="preserve">This is the heart of the review-and-shortlist workflow, and the one part of HMS every persona uses in largely the same way. The moment a candidate’s first application is created, HMS’s AI scoring engine — ResumeIQ — automatically reads their actual resume and scores it against the role, before they ever appear anywhere in the review queues below. Anyone can then review that score and decide: Shortlist, Hold for Future, or Reject.</w:t>
       </w:r>
     </w:p>
     <w:p>
@@ -3722,7 +3668,7 @@
           <w:sz w:val="21"/>
           <w:szCs w:val="21"/>
         </w:rPr>
-        <w:t xml:space="preserve">Both Scorecard Summary and My Queue are open to every persona.</w:t>
+        <w:t xml:space="preserve">Both Scorecard Summary and My Tasks are open to every persona.</w:t>
       </w:r>
     </w:p>
     <w:p>
@@ -3740,7 +3686,7 @@
           <w:sz w:val="21"/>
           <w:szCs w:val="21"/>
         </w:rPr>
-        <w:t xml:space="preserve">The three review actions — Shortlist, Hold for Future, Reject — are available to everyone, on any candidate currently at the Resume Review stage. This is deliberate: it’s not restricted to Hiring Managers specifically.</w:t>
+        <w:t xml:space="preserve">The three review actions — Shortlist, Hold for Future, Reject — are available to everyone, on any candidate currently at the Applied stage. This is deliberate: it’s not restricted to Hiring Managers specifically. Shortlist specifically means advancing that application straight to Interview Round 1.</w:t>
       </w:r>
     </w:p>
     <w:p>
@@ -3759,6 +3705,24 @@
           <w:szCs w:val="21"/>
         </w:rPr>
         <w:t xml:space="preserve">One additional control — a free-form “jump to any stage” link in Scorecard Summary’s Stage column — is restricted to Leadership and Super Admin only; everyone else sees the stage name as plain text there.</w:t>
+      </w:r>
+    </w:p>
+    <w:p>
+      <w:pPr>
+        <w:pStyle w:val="ListParagraph"/>
+        <w:numPr>
+          <w:ilvl w:val="0"/>
+          <w:numId w:val="4"/>
+        </w:numPr>
+        <w:spacing w:after="90"/>
+      </w:pPr>
+      <w:r>
+        <w:rPr>
+          <w:rFonts w:ascii="Calibri" w:cs="Calibri" w:eastAsia="Calibri" w:hAnsi="Calibri"/>
+          <w:sz w:val="21"/>
+          <w:szCs w:val="21"/>
+        </w:rPr>
+        <w:t xml:space="preserve">My Tasks itself is now visible in the sidebar to every persona — previously it was hidden from HR/Admin and Super Admin (shown only to Hiring Manager/Leadership). Its “Ready for review” section, however, shows a different population depending on your persona (see below) — Scorecard Summary’s population stays the same for everyone.</w:t>
       </w:r>
     </w:p>
     <w:p>
@@ -3798,7 +3762,7 @@
           <w:sz w:val="21"/>
           <w:szCs w:val="21"/>
         </w:rPr>
-        <w:t xml:space="preserve"> — As soon as an application’s stage becomes Resume Review, ResumeIQ automatically fetches the candidate’s actual resume text from Google Drive and scores it against the role’s requirements — no separate button to click. This happens once per candidate, ever; re-entering Resume Review later never re-scores or overwrites the result.</w:t>
+        <w:t xml:space="preserve"> — As soon as an application is created (at the Applied stage), ResumeIQ automatically fetches the candidate’s actual resume text from Google Drive and scores it against the role’s requirements — no separate button, and no stage change required. This happens once per application, ever, guarded so it can’t double-fire.</w:t>
       </w:r>
     </w:p>
     <w:p>
@@ -3844,7 +3808,7 @@
           <w:sz w:val="21"/>
           <w:szCs w:val="21"/>
         </w:rPr>
-        <w:t xml:space="preserve"> — a ranked, side-by-side table of every scored candidate — filter by Role, Department, Location, Recruitment Mode, Priority, Status, or toggle “In-budget only.” Click </w:t>
+        <w:t xml:space="preserve"> — a ranked, side-by-side table of every scored candidate — filter by Role, Department, Location, Recruitment Mode, Priority, Status, or toggle “In-budget only.” Its column order is Candidate, Role, Stage (clickable to jump to any stage, for Leadership/Super Admin only), CTC → ECTC, Notice, Preferred Location, Company / Industry, Resume Link, the 8 scoring columns plus Avg and Verdict, Application Age, then Actions. The rows with Shortlist/Hold/Reject buttons available are every application currently at the Applied stage. Click </w:t>
       </w:r>
       <w:r>
         <w:rPr>
@@ -3877,15 +3841,69 @@
           <w:sz w:val="21"/>
           <w:szCs w:val="21"/>
         </w:rPr>
-        <w:t xml:space="preserve">My Queue → “Ready for review”</w:t>
-      </w:r>
-      <w:r>
-        <w:rPr>
-          <w:rFonts w:ascii="Calibri" w:cs="Calibri" w:eastAsia="Calibri" w:hAnsi="Calibri"/>
-          <w:sz w:val="21"/>
-          <w:szCs w:val="21"/>
-        </w:rPr>
-        <w:t xml:space="preserve"> — the same set of Resume-Review-stage candidates as Scorecard Summary, shown as a simpler single-column list with the AI summary already visible inline — no need to expand anything.</w:t>
+        <w:t xml:space="preserve">My Tasks → “Ready for review”</w:t>
+      </w:r>
+      <w:r>
+        <w:rPr>
+          <w:rFonts w:ascii="Calibri" w:cs="Calibri" w:eastAsia="Calibri" w:hAnsi="Calibri"/>
+          <w:sz w:val="21"/>
+          <w:szCs w:val="21"/>
+        </w:rPr>
+        <w:t xml:space="preserve"> is scoped differently per persona — this is the single biggest behavioral change in this whole area, so read it carefully:</w:t>
+      </w:r>
+    </w:p>
+    <w:p>
+      <w:pPr>
+        <w:pStyle w:val="ListParagraph"/>
+        <w:numPr>
+          <w:ilvl w:val="0"/>
+          <w:numId w:val="4"/>
+        </w:numPr>
+        <w:spacing w:after="90"/>
+      </w:pPr>
+      <w:r>
+        <w:rPr>
+          <w:rFonts w:ascii="Calibri" w:cs="Calibri" w:eastAsia="Calibri" w:hAnsi="Calibri"/>
+          <w:sz w:val="21"/>
+          <w:szCs w:val="21"/>
+        </w:rPr>
+        <w:t xml:space="preserve">HR/Admin and Super Admin see every Applied, Active candidate company-wide, unfiltered — the same population Scorecard Summary shows.</w:t>
+      </w:r>
+    </w:p>
+    <w:p>
+      <w:pPr>
+        <w:pStyle w:val="ListParagraph"/>
+        <w:numPr>
+          <w:ilvl w:val="0"/>
+          <w:numId w:val="4"/>
+        </w:numPr>
+        <w:spacing w:after="90"/>
+      </w:pPr>
+      <w:r>
+        <w:rPr>
+          <w:rFonts w:ascii="Calibri" w:cs="Calibri" w:eastAsia="Calibri" w:hAnsi="Calibri"/>
+          <w:sz w:val="21"/>
+          <w:szCs w:val="21"/>
+        </w:rPr>
+        <w:t xml:space="preserve">A Hiring Manager sees only candidates on the role(s) where they’re the listed hiring manager.</w:t>
+      </w:r>
+    </w:p>
+    <w:p>
+      <w:pPr>
+        <w:pStyle w:val="ListParagraph"/>
+        <w:numPr>
+          <w:ilvl w:val="0"/>
+          <w:numId w:val="4"/>
+        </w:numPr>
+        <w:spacing w:after="90"/>
+      </w:pPr>
+      <w:r>
+        <w:rPr>
+          <w:rFonts w:ascii="Calibri" w:cs="Calibri" w:eastAsia="Calibri" w:hAnsi="Calibri"/>
+          <w:sz w:val="21"/>
+          <w:szCs w:val="21"/>
+        </w:rPr>
+        <w:t xml:space="preserve">Leadership sees only candidates flagged for Founder Review — intentionally narrower than Scorecard Summary, which stays unfiltered for Leadership too. Use Scorecard Summary if you want the complete company-wide picture as Leadership.</w:t>
       </w:r>
     </w:p>
     <w:p>
@@ -3908,7 +3926,7 @@
           <w:sz w:val="21"/>
           <w:szCs w:val="21"/>
         </w:rPr>
-        <w:t xml:space="preserve"> — Shortlist moves the candidate’s stage to Shortlisted (into the interview pipeline). Hold for Future changes their status to Hold for Future — a good profile, not right now, parked in Talent Pool for a future opening. Reject changes their status to Rejected, and always requires picking a reason first.</w:t>
+        <w:t xml:space="preserve"> — Shortlist moves the candidate’s stage directly to Interview Round 1. Hold for Future changes their status to Hold for Future — a good profile, not right now, parked in Talent Pool for a future opening. Reject changes their status to Rejected, and always requires picking a reason first. The 15%-over-budget override reason (Section 3) fires whenever an application is advanced to Interview Round 1, regardless of its prior stage.</w:t>
       </w:r>
     </w:p>
     <w:p>
@@ -3982,7 +4000,7 @@
           <w:sz w:val="21"/>
           <w:szCs w:val="21"/>
         </w:rPr>
-        <w:t xml:space="preserve">Open Scorecard Summary (for side-by-side comparison) or My Queue → “Ready for review” (for a simpler single list).</w:t>
+        <w:t xml:space="preserve">Open Scorecard Summary (for side-by-side comparison, unfiltered for everyone) or My Tasks → “Ready for review” (for a simpler single list, persona-scoped as described above).</w:t>
       </w:r>
     </w:p>
     <w:p>
@@ -4000,7 +4018,7 @@
           <w:sz w:val="21"/>
           <w:szCs w:val="21"/>
         </w:rPr>
-        <w:t xml:space="preserve">On Scorecard Summary, filter by Role first — it shows every scored candidate company-wide by default. On My Queue, check the role name shown on each card, since it isn’t pre-filtered to any one role either.</w:t>
+        <w:t xml:space="preserve">On Scorecard Summary, filter by Role first — it shows every scored candidate company-wide by default, regardless of persona. On My Tasks, HR/Admin and Super Admin also see an unfiltered, company-wide list — check the role name on each card. A Hiring Manager only ever sees candidates for their own role(s) there; Leadership only sees Founder-Review-flagged candidates.</w:t>
       </w:r>
     </w:p>
     <w:p>
@@ -4018,7 +4036,7 @@
           <w:sz w:val="21"/>
           <w:szCs w:val="21"/>
         </w:rPr>
-        <w:t xml:space="preserve">Read the AI write-up before deciding — click “View Highlights and Summary” on Scorecard Summary, or read the italicized summary quote directly on My Queue.</w:t>
+        <w:t xml:space="preserve">Read the AI write-up before deciding — click “View Highlights and Summary” on Scorecard Summary, or read the italicized summary quote directly on My Tasks.</w:t>
       </w:r>
     </w:p>
     <w:p>
@@ -4159,7 +4177,7 @@
           <w:sz w:val="21"/>
           <w:szCs w:val="21"/>
         </w:rPr>
-        <w:t xml:space="preserve">Moving a candidate into Resume Review for the first time can visibly take up to 30 seconds — that’s the AI genuinely reading and scoring their resume in real time, not the page hanging.</w:t>
+        <w:t xml:space="preserve">Adding a brand-new candidate can visibly take up to 30 seconds — that’s the AI genuinely reading and scoring their resume in real time at the moment of creation, not the page hanging. Changing an existing application’s stage later never re-triggers this.</w:t>
       </w:r>
     </w:p>
     <w:p>
@@ -4195,7 +4213,7 @@
           <w:sz w:val="21"/>
           <w:szCs w:val="21"/>
         </w:rPr>
-        <w:t xml:space="preserve">Neither page is pre-filtered to your own role by default — always double-check the role name on a row/card before acting on it.</w:t>
+        <w:t xml:space="preserve">Scorecard Summary is never pre-filtered to your own role, for any persona — always double-check the role name on a row before acting on it. My Tasks, by contrast, IS pre-filtered for a Hiring Manager (own roles) and Leadership (Founder-flagged only) — only HR/Admin and Super Admin see an unfiltered My Tasks list.</w:t>
       </w:r>
     </w:p>
     <w:p>
@@ -4252,7 +4270,25 @@
           <w:sz w:val="21"/>
           <w:szCs w:val="21"/>
         </w:rPr>
-        <w:t xml:space="preserve">Talent Pool is where candidates land after being Held for Future consideration or Rejected/Withdrawn — a searchable archive rather than a dead end.</w:t>
+        <w:t xml:space="preserve">Talent Pool is where candidates land after being Held for Future consideration or Rejected/Withdrawn — a searchable archive rather than a dead end. It’s a table, not a card grid — one row per candidate </w:t>
+      </w:r>
+      <w:r>
+        <w:rPr>
+          <w:rFonts w:ascii="Calibri" w:cs="Calibri" w:eastAsia="Calibri" w:hAnsi="Calibri"/>
+          <w:b/>
+          <w:bCs/>
+          <w:sz w:val="21"/>
+          <w:szCs w:val="21"/>
+        </w:rPr>
+        <w:t xml:space="preserve">and</w:t>
+      </w:r>
+      <w:r>
+        <w:rPr>
+          <w:rFonts w:ascii="Calibri" w:cs="Calibri" w:eastAsia="Calibri" w:hAnsi="Calibri"/>
+          <w:sz w:val="21"/>
+          <w:szCs w:val="21"/>
+        </w:rPr>
+        <w:t xml:space="preserve"> application, so a candidate with more than one past application shows their full history here (every application they’ve ever had, not just the one that put them in this pool), not collapsed onto a single row.</w:t>
       </w:r>
     </w:p>
     <w:p>
@@ -4360,6 +4396,29 @@
           <w:sz w:val="21"/>
           <w:szCs w:val="21"/>
         </w:rPr>
+        <w:t xml:space="preserve">Column layout</w:t>
+      </w:r>
+      <w:r>
+        <w:rPr>
+          <w:rFonts w:ascii="Calibri" w:cs="Calibri" w:eastAsia="Calibri" w:hAnsi="Calibri"/>
+          <w:sz w:val="21"/>
+          <w:szCs w:val="21"/>
+        </w:rPr>
+        <w:t xml:space="preserve"> — Candidate, Role, Stage, Status (this row’s actual application status — why it’s in this pool), Fit, CTC → ECTC, Notice, Preferred Location, Company / Industry, Resume Link, Application Date (days since applied), Last Added (when this row last had activity — same underlying data Candidates calls Last Updated), and Actions. Reactivate is a per-row action, not a single candidate-level button — click the one next to the specific application/row you want to move to a new role.</w:t>
+      </w:r>
+    </w:p>
+    <w:p>
+      <w:pPr>
+        <w:spacing w:after="140"/>
+      </w:pPr>
+      <w:r>
+        <w:rPr>
+          <w:rFonts w:ascii="Calibri" w:cs="Calibri" w:eastAsia="Calibri" w:hAnsi="Calibri"/>
+          <w:b/>
+          <w:bCs/>
+          <w:sz w:val="21"/>
+          <w:szCs w:val="21"/>
+        </w:rPr>
         <w:t xml:space="preserve">Search &amp; filters</w:t>
       </w:r>
       <w:r>
@@ -4437,7 +4496,7 @@
           <w:sz w:val="21"/>
           <w:szCs w:val="21"/>
         </w:rPr>
-        <w:t xml:space="preserve">Use search/filters to find the candidate — each card shows their tags, every role they’ve ever applied to, and their last-updated status.</w:t>
+        <w:t xml:space="preserve">Use search/filters to find the candidate — remember they may appear as more than one row if they have multiple past applications.</w:t>
       </w:r>
     </w:p>
     <w:p>
@@ -4455,7 +4514,7 @@
           <w:sz w:val="21"/>
           <w:szCs w:val="21"/>
         </w:rPr>
-        <w:t xml:space="preserve">Click “Reactivate,” pick a different open role, and confirm — this creates a fresh application for that role without re-entering their profile from scratch.</w:t>
+        <w:t xml:space="preserve">Click “Reactivate” on the row for the candidate you want, pick a different open role, and confirm — this creates a fresh application for that role without re-entering their profile from scratch.</w:t>
       </w:r>
     </w:p>
     <w:p>
@@ -5905,7 +5964,7 @@
           <w:sz w:val="21"/>
           <w:szCs w:val="21"/>
         </w:rPr>
-        <w:t xml:space="preserve">Review AI-scored candidates and make (or override) shortlist decisions on any application (4.4).</w:t>
+        <w:t xml:space="preserve">Review AI-scored candidates and shortlist, hold, or reject them at Applied (open to everyone, not unique to you) — plus make every other stage/status transition, which stays HR-tier only (4.4).</w:t>
       </w:r>
     </w:p>
     <w:p>
@@ -6083,7 +6142,7 @@
           <w:sz w:val="21"/>
           <w:szCs w:val="21"/>
         </w:rPr>
-        <w:t xml:space="preserve">You can submit a role request for a new opening, and approve your own role’s Draft yourself (4.2).</w:t>
+        <w:t xml:space="preserve">You can submit a role request for a new opening — but you can no longer approve it yourself, even for your own role. Approval is now HR/Admin, Leadership, or Super Admin only (4.2).</w:t>
       </w:r>
     </w:p>
     <w:p>
@@ -6132,7 +6191,7 @@
           <w:sz w:val="21"/>
           <w:szCs w:val="21"/>
         </w:rPr>
-        <w:t xml:space="preserve">Check My Queue or Scorecard Summary regularly for candidates who’ve reached Resume Review for your role (4.4).</w:t>
+        <w:t xml:space="preserve">Check My Tasks or Scorecard Summary regularly for candidates who’ve reached Applied for your role (4.4). On My Tasks, you’ll only see candidates for role(s) where you’re the listed hiring manager.</w:t>
       </w:r>
     </w:p>
     <w:p>
@@ -6168,7 +6227,7 @@
           <w:sz w:val="21"/>
           <w:szCs w:val="21"/>
         </w:rPr>
-        <w:t xml:space="preserve">Shortlist, Hold for Future, or Reject — singly or in bulk (4.4).</w:t>
+        <w:t xml:space="preserve">Shortlist, Hold for Future, or Reject — singly or in bulk (4.4). Note this action is open to every persona, not exclusive to Hiring Managers — it’s simply your main day-to-day use of it.</w:t>
       </w:r>
     </w:p>
     <w:p>
@@ -6222,7 +6281,7 @@
           <w:sz w:val="21"/>
           <w:szCs w:val="21"/>
         </w:rPr>
-        <w:t xml:space="preserve">You do not have access to: editing or approving a role that isn’t yours, Agencies, or User Management.</w:t>
+        <w:t xml:space="preserve">You do not have access to: editing or approving any role at all (including your own), Agencies, or User Management.</w:t>
       </w:r>
     </w:p>
     <w:p>
@@ -6256,7 +6315,7 @@
           <w:sz w:val="21"/>
           <w:szCs w:val="21"/>
         </w:rPr>
-        <w:t xml:space="preserve">You see and can do everything HR/Admin can — full pipeline access, full compensation visibility, and every action described in Section 4 for HR/Admin applies to you too. One thing is uniquely yours:</w:t>
+        <w:t xml:space="preserve">You see and can do everything HR/Admin can — full pipeline access, full compensation visibility, and every action described in Section 4 for HR/Admin applies to you too. Two things are uniquely yours:</w:t>
       </w:r>
     </w:p>
     <w:p>
@@ -6275,6 +6334,24 @@
           <w:szCs w:val="21"/>
         </w:rPr>
         <w:t xml:space="preserve">A free-form “jump to any stage” control on Scorecard Summary, for exceptional situations outside the normal Shortlist/Hold for Future/Reject flow (4.4).</w:t>
+      </w:r>
+    </w:p>
+    <w:p>
+      <w:pPr>
+        <w:pStyle w:val="ListParagraph"/>
+        <w:numPr>
+          <w:ilvl w:val="0"/>
+          <w:numId w:val="4"/>
+        </w:numPr>
+        <w:spacing w:after="90"/>
+      </w:pPr>
+      <w:r>
+        <w:rPr>
+          <w:rFonts w:ascii="Calibri" w:cs="Calibri" w:eastAsia="Calibri" w:hAnsi="Calibri"/>
+          <w:sz w:val="21"/>
+          <w:szCs w:val="21"/>
+        </w:rPr>
+        <w:t xml:space="preserve">On My Tasks → “Ready for review,” you see only candidates flagged for Founder Review — not the full company-wide list HR/Admin sees. Use Scorecard Summary (which does stay unfiltered) if you want the complete picture (4.4).</w:t>
       </w:r>
     </w:p>
     <w:p>
@@ -6345,6 +6422,24 @@
           <w:szCs w:val="21"/>
         </w:rPr>
         <w:t xml:space="preserve">User Management — the only way anyone gets added to, edited in, or removed from HMS (4.8).</w:t>
+      </w:r>
+    </w:p>
+    <w:p>
+      <w:pPr>
+        <w:pStyle w:val="ListParagraph"/>
+        <w:numPr>
+          <w:ilvl w:val="0"/>
+          <w:numId w:val="4"/>
+        </w:numPr>
+        <w:spacing w:after="90"/>
+      </w:pPr>
+      <w:r>
+        <w:rPr>
+          <w:rFonts w:ascii="Calibri" w:cs="Calibri" w:eastAsia="Calibri" w:hAnsi="Calibri"/>
+          <w:sz w:val="21"/>
+          <w:szCs w:val="21"/>
+        </w:rPr>
+        <w:t xml:space="preserve">Your My Tasks “Ready for review” list is unfiltered and company-wide, like HR/Admin’s — not scoped to Founder Review flags the way Leadership’s is.</w:t>
       </w:r>
     </w:p>
     <w:p>
@@ -6860,7 +6955,7 @@
           <w:sz w:val="21"/>
           <w:szCs w:val="21"/>
         </w:rPr>
-        <w:t xml:space="preserve">In order: Applied → Resume Review → Shortlisted → Interview Round 1 → Interview Round 2 → Assignment Round → Founders Round → Reference Check → Pre-Joining Documents → Offer Discussion → Offer Released → Offer Accepted → Joined.</w:t>
+        <w:t xml:space="preserve">In order: Applied → Interview Round 1 → Interview Round 2 → Assignment Round → Founders Round → Reference Check → Pre-Joining Documents → Offer Discussion → Offer Released → Offer Accepted → Joined. Every application is scored by ResumeIQ automatically at Applied and can be shortlisted straight into Interview Round 1 from there — “Resume Review” and “Shortlisted” no longer exist as separate stages.</w:t>
       </w:r>
     </w:p>
     <w:p>
@@ -7050,7 +7145,7 @@
           <w:sz w:val="21"/>
           <w:szCs w:val="21"/>
         </w:rPr>
-        <w:t xml:space="preserve">Idle Candidate — no stage change in 48h+ (Applied, Reference Check, Pre-Joining Docs, Offer Discussion, Offer Released).</w:t>
+        <w:t xml:space="preserve">Idle Candidate — no stage change in 48h+ (Reference Check, Pre-Joining Docs, Offer Discussion, Offer Released).</w:t>
       </w:r>
     </w:p>
     <w:p>
@@ -7068,25 +7163,7 @@
           <w:sz w:val="21"/>
           <w:szCs w:val="21"/>
         </w:rPr>
-        <w:t xml:space="preserve">Resume Shortlist Pending — HM hasn’t shortlisted within 48h of Resume Review.</w:t>
-      </w:r>
-    </w:p>
-    <w:p>
-      <w:pPr>
-        <w:pStyle w:val="ListParagraph"/>
-        <w:numPr>
-          <w:ilvl w:val="0"/>
-          <w:numId w:val="4"/>
-        </w:numPr>
-        <w:spacing w:after="90"/>
-      </w:pPr>
-      <w:r>
-        <w:rPr>
-          <w:rFonts w:ascii="Calibri" w:cs="Calibri" w:eastAsia="Calibri" w:hAnsi="Calibri"/>
-          <w:sz w:val="21"/>
-          <w:szCs w:val="21"/>
-        </w:rPr>
-        <w:t xml:space="preserve">Interview to be Scheduled — HR hasn’t scheduled an interview within 48h of Shortlisted.</w:t>
+        <w:t xml:space="preserve">Resume Shortlist Pending — HM hasn’t shortlisted within 48h of reaching Applied.</w:t>
       </w:r>
     </w:p>
     <w:p>
@@ -7304,20 +7381,20 @@
           <w:sz w:val="21"/>
           <w:szCs w:val="21"/>
         </w:rPr>
-        <w:t xml:space="preserve">Why did moving a candidate into Resume Review take so long?</w:t>
-      </w:r>
-    </w:p>
-    <w:p>
-      <w:pPr>
-        <w:spacing w:after="140"/>
-      </w:pPr>
-      <w:r>
-        <w:rPr>
-          <w:rFonts w:ascii="Calibri" w:cs="Calibri" w:eastAsia="Calibri" w:hAnsi="Calibri"/>
-          <w:sz w:val="21"/>
-          <w:szCs w:val="21"/>
-        </w:rPr>
-        <w:t xml:space="preserve">That pause (typically 15–30 seconds) is HMS’s AI actually reading the candidate’s resume from Google Drive and scoring it against the role in real time — it only happens once per candidate, the very first time they reach that stage.</w:t>
+        <w:t xml:space="preserve">Why can’t I approve my own role anymore as a Hiring Manager?</w:t>
+      </w:r>
+    </w:p>
+    <w:p>
+      <w:pPr>
+        <w:spacing w:after="140"/>
+      </w:pPr>
+      <w:r>
+        <w:rPr>
+          <w:rFonts w:ascii="Calibri" w:cs="Calibri" w:eastAsia="Calibri" w:hAnsi="Calibri"/>
+          <w:sz w:val="21"/>
+          <w:szCs w:val="21"/>
+        </w:rPr>
+        <w:t xml:space="preserve">Role approval is now restricted to HR/Admin, Leadership, and Super Admin only — the earlier ability for a Hiring Manager to approve their own requested role has been removed. Ask HR to approve it once it’s ready.</w:t>
       </w:r>
     </w:p>
     <w:p>
@@ -7334,6 +7411,36 @@
           <w:sz w:val="21"/>
           <w:szCs w:val="21"/>
         </w:rPr>
+        <w:t xml:space="preserve">Why did adding a new candidate take so long?</w:t>
+      </w:r>
+    </w:p>
+    <w:p>
+      <w:pPr>
+        <w:spacing w:after="140"/>
+      </w:pPr>
+      <w:r>
+        <w:rPr>
+          <w:rFonts w:ascii="Calibri" w:cs="Calibri" w:eastAsia="Calibri" w:hAnsi="Calibri"/>
+          <w:sz w:val="21"/>
+          <w:szCs w:val="21"/>
+        </w:rPr>
+        <w:t xml:space="preserve">That pause (typically 15–30 seconds) is HMS’s AI actually reading the candidate’s resume from Google Drive and scoring it against the role in real time, the moment the application is created — it only happens once per application, automatically, with no manual step needed.</w:t>
+      </w:r>
+    </w:p>
+    <w:p>
+      <w:pPr>
+        <w:keepNext/>
+        <w:spacing w:after="40" w:before="160"/>
+      </w:pPr>
+      <w:r>
+        <w:rPr>
+          <w:rFonts w:ascii="Calibri" w:cs="Calibri" w:eastAsia="Calibri" w:hAnsi="Calibri"/>
+          <w:b/>
+          <w:bCs/>
+          <w:color w:val="0A1F3D"/>
+          <w:sz w:val="21"/>
+          <w:szCs w:val="21"/>
+        </w:rPr>
         <w:t xml:space="preserve">A candidate I gave positive interview feedback on jumped to the next stage by itself — is that a bug?</w:t>
       </w:r>
     </w:p>
@@ -7424,20 +7531,20 @@
           <w:sz w:val="21"/>
           <w:szCs w:val="21"/>
         </w:rPr>
-        <w:t xml:space="preserve">A role I approved a while ago shows no Role Age / aging alert, or it disappeared once I put it On Hold — is that a bug?</w:t>
-      </w:r>
-    </w:p>
-    <w:p>
-      <w:pPr>
-        <w:spacing w:after="140"/>
-      </w:pPr>
-      <w:r>
-        <w:rPr>
-          <w:rFonts w:ascii="Calibri" w:cs="Calibri" w:eastAsia="Calibri" w:hAnsi="Calibri"/>
-          <w:sz w:val="21"/>
-          <w:szCs w:val="21"/>
-        </w:rPr>
-        <w:t xml:space="preserve">No — Role Age and aging alerts only ever apply to a role that’s Approved or Live – Sourcing. Draft and Under Review haven’t started the clock yet; On Hold and Closed have stopped it. Moving a role back to Live – Sourcing resumes it against the same Open Date it was originally approved on.</w:t>
+        <w:t xml:space="preserve">A role I approved a while ago shows no Role Age, or it shows OK/unflagged once I put it On Hold — is that a bug?</w:t>
+      </w:r>
+    </w:p>
+    <w:p>
+      <w:pPr>
+        <w:spacing w:after="140"/>
+      </w:pPr>
+      <w:r>
+        <w:rPr>
+          <w:rFonts w:ascii="Calibri" w:cs="Calibri" w:eastAsia="Calibri" w:hAnsi="Calibri"/>
+          <w:sz w:val="21"/>
+          <w:szCs w:val="21"/>
+        </w:rPr>
+        <w:t xml:space="preserve">No — Role Age keeps ticking only while a role is Approved or Live – Sourcing. On Hold roles still appear in the Aging Roles table for reference, but always show as OK, since the clock isn’t running while paused. Draft and Under Review haven’t started the clock yet. Moving a role back to Live – Sourcing resumes it against the same Open Date it was originally approved on.</w:t>
       </w:r>
     </w:p>
     <w:p>

--- a/DigitalPaani_HMS_User_Access_Guide.docx
+++ b/DigitalPaani_HMS_User_Access_Guide.docx
@@ -871,7 +871,7 @@
           <w:sz w:val="21"/>
           <w:szCs w:val="21"/>
         </w:rPr>
-        <w:t xml:space="preserve">Every new application starts at the Applied stage. The instant it’s created, HMS’s AI scoring engine (“ResumeIQ”) automatically reads the candidate’s actual resume and scores it against the role on 8 dimensions — no manual step triggers it.</w:t>
+        <w:t xml:space="preserve">Every new application starts at the Applied and Screened stage. The instant it’s created, HMS’s AI scoring engine (“ResumeIQ”) automatically reads the candidate’s actual resume and scores it against the role on 8 dimensions — no manual step triggers it.</w:t>
       </w:r>
     </w:p>
     <w:p>
@@ -889,7 +889,7 @@
           <w:sz w:val="21"/>
           <w:szCs w:val="21"/>
         </w:rPr>
-        <w:t xml:space="preserve">A reviewer reads the AI score and decides: Shortlist (which now means advancing straight from Applied to Interview Round 1 — open to every persona, not just HR/HM), Hold for Future, or Reject.</w:t>
+        <w:t xml:space="preserve">A reviewer reads the AI score and decides: Shortlist (which now means advancing straight from Applied and Screened to Interview Round 1 — open to every persona, not just HR/HM), Hold for Future, or Reject.</w:t>
       </w:r>
     </w:p>
     <w:p>
@@ -1425,7 +1425,7 @@
                 <w:sz w:val="21"/>
                 <w:szCs w:val="21"/>
               </w:rPr>
-              <w:t xml:space="preserve">Reviews AI-scored candidates and can shortlist (Applied → Interview Round 1) on any role — this specific action isn’t ownership-scoped, and is open to every persona, not unique to Hiring Managers. Sees compensation figures for their own role’s candidates only; submits feedback for rounds they’re specifically listed on; can request a new role but cannot approve any role, including their own.</w:t>
+              <w:t xml:space="preserve">Reviews AI-scored candidates and can shortlist (Applied and Screened → Interview Round 1) on any role — this specific action isn’t ownership-scoped, and is open to every persona, not unique to Hiring Managers. Sees compensation figures for their own role’s candidates only; submits feedback for rounds they’re specifically listed on; can request a new role but cannot approve any role, including their own.</w:t>
             </w:r>
           </w:p>
         </w:tc>
@@ -3139,7 +3139,7 @@
           <w:sz w:val="21"/>
           <w:szCs w:val="21"/>
         </w:rPr>
-        <w:t xml:space="preserve"> — Stage (their position in the pipeline — 11 possible values: Applied, Interview Round 1, Interview Round 2, Assignment Round, Founders Round, Reference Check, Pre-Joining Documents, Offer Discussion, Offer Released, Offer Accepted, Joined), Status (Active, Rejected, Withdrawn, Hold for Future, Joined, or Closed), and a Screening Status field that mostly runs in the background — a Hiring Manager can set it specifically to “HM Shortlisted”; every other value is HR-tier only.</w:t>
+        <w:t xml:space="preserve"> — Stage (their position in the pipeline — 11 possible values: Applied and Screened, Interview Round 1, Interview Round 2, Assignment Round, Founders Round, Reference Check, Pre-Joining Documents, Offer Discussion, Offer Released, Offer Accepted, Joined), Status (Active, Rejected, Withdrawn, Hold for Future, Joined, or Closed), and a Screening Status field that mostly runs in the background — a Hiring Manager can set it specifically to “HM Shortlisted”; every other value is HR-tier only.</w:t>
       </w:r>
     </w:p>
     <w:p>
@@ -3313,7 +3313,7 @@
           <w:sz w:val="21"/>
           <w:szCs w:val="21"/>
         </w:rPr>
-        <w:t xml:space="preserve">On success, a candidate profile and their first application (starting at Applied / Active) are both created together — this is also the moment ResumeIQ scores their resume automatically (see 4.4), so expect a short pause here.</w:t>
+        <w:t xml:space="preserve">On success, a candidate profile and their first application (starting at Applied and Screened / Active) are both created together — this is also the moment ResumeIQ scores their resume automatically (see 4.4), so expect a short pause here.</w:t>
       </w:r>
     </w:p>
     <w:p>
@@ -3686,7 +3686,7 @@
           <w:sz w:val="21"/>
           <w:szCs w:val="21"/>
         </w:rPr>
-        <w:t xml:space="preserve">The three review actions — Shortlist, Hold for Future, Reject — are available to everyone, on any candidate currently at the Applied stage. This is deliberate: it’s not restricted to Hiring Managers specifically. Shortlist specifically means advancing that application straight to Interview Round 1.</w:t>
+        <w:t xml:space="preserve">The three review actions — Shortlist, Hold for Future, Reject — are available to everyone, on any candidate currently at the Applied and Screened stage. This is deliberate: it’s not restricted to Hiring Managers specifically. Shortlist specifically means advancing that application straight to Interview Round 1.</w:t>
       </w:r>
     </w:p>
     <w:p>
@@ -3762,7 +3762,7 @@
           <w:sz w:val="21"/>
           <w:szCs w:val="21"/>
         </w:rPr>
-        <w:t xml:space="preserve"> — As soon as an application is created (at the Applied stage), ResumeIQ automatically fetches the candidate’s actual resume text from Google Drive and scores it against the role’s requirements — no separate button, and no stage change required. This happens once per application, ever, guarded so it can’t double-fire.</w:t>
+        <w:t xml:space="preserve"> — As soon as an application is created (at the Applied and Screened stage), ResumeIQ automatically fetches the candidate’s actual resume text from Google Drive and scores it against the role’s requirements — no separate button, and no stage change required. This happens once per application, ever, guarded so it can’t double-fire.</w:t>
       </w:r>
     </w:p>
     <w:p>
@@ -3808,7 +3808,7 @@
           <w:sz w:val="21"/>
           <w:szCs w:val="21"/>
         </w:rPr>
-        <w:t xml:space="preserve"> — a ranked, side-by-side table of every scored candidate — filter by Role, Department, Location, Recruitment Mode, Priority, Status, or toggle “In-budget only.” Its column order is Candidate, Role, Stage (clickable to jump to any stage, for Leadership/Super Admin only), CTC → ECTC, Notice, Preferred Location, Company / Industry, Resume Link, the 8 scoring columns plus Avg and Verdict, Application Age, then Actions. The rows with Shortlist/Hold/Reject buttons available are every application currently at the Applied stage. Click </w:t>
+        <w:t xml:space="preserve"> — a ranked, side-by-side table of every scored candidate — filter by Role, Department, Location, Recruitment Mode, Priority, Status, or toggle “In-budget only.” Its column order is Candidate, Role, Stage (clickable to jump to any stage, for Leadership/Super Admin only), CTC → ECTC, Notice, Preferred Location, Company / Industry, Resume Link, the 8 scoring columns plus Avg and Verdict, Application Age, then Actions. The rows with Shortlist/Hold/Reject buttons available are every application currently at the Applied and Screened stage. Click </w:t>
       </w:r>
       <w:r>
         <w:rPr>
@@ -3867,7 +3867,7 @@
           <w:sz w:val="21"/>
           <w:szCs w:val="21"/>
         </w:rPr>
-        <w:t xml:space="preserve">HR/Admin and Super Admin see every Applied, Active candidate company-wide, unfiltered — the same population Scorecard Summary shows.</w:t>
+        <w:t xml:space="preserve">HR/Admin and Super Admin see every Applied and Screened, Active candidate company-wide, unfiltered — the same population Scorecard Summary shows.</w:t>
       </w:r>
     </w:p>
     <w:p>
@@ -5964,7 +5964,7 @@
           <w:sz w:val="21"/>
           <w:szCs w:val="21"/>
         </w:rPr>
-        <w:t xml:space="preserve">Review AI-scored candidates and shortlist, hold, or reject them at Applied (open to everyone, not unique to you) — plus make every other stage/status transition, which stays HR-tier only (4.4).</w:t>
+        <w:t xml:space="preserve">Review AI-scored candidates and shortlist, hold, or reject them at Applied and Screened (open to everyone, not unique to you) — plus make every other stage/status transition, which stays HR-tier only (4.4).</w:t>
       </w:r>
     </w:p>
     <w:p>
@@ -6191,7 +6191,7 @@
           <w:sz w:val="21"/>
           <w:szCs w:val="21"/>
         </w:rPr>
-        <w:t xml:space="preserve">Check My Tasks or Scorecard Summary regularly for candidates who’ve reached Applied for your role (4.4). On My Tasks, you’ll only see candidates for role(s) where you’re the listed hiring manager.</w:t>
+        <w:t xml:space="preserve">Check My Tasks or Scorecard Summary regularly for candidates who’ve reached Applied and Screened for your role (4.4). On My Tasks, you’ll only see candidates for role(s) where you’re the listed hiring manager.</w:t>
       </w:r>
     </w:p>
     <w:p>
@@ -6955,7 +6955,7 @@
           <w:sz w:val="21"/>
           <w:szCs w:val="21"/>
         </w:rPr>
-        <w:t xml:space="preserve">In order: Applied → Interview Round 1 → Interview Round 2 → Assignment Round → Founders Round → Reference Check → Pre-Joining Documents → Offer Discussion → Offer Released → Offer Accepted → Joined. Every application is scored by ResumeIQ automatically at Applied and can be shortlisted straight into Interview Round 1 from there — “Resume Review” and “Shortlisted” no longer exist as separate stages.</w:t>
+        <w:t xml:space="preserve">In order: Applied and Screened → Interview Round 1 → Interview Round 2 → Assignment Round → Founders Round → Reference Check → Pre-Joining Documents → Offer Discussion → Offer Released → Offer Accepted → Joined. Every application is scored by ResumeIQ automatically at Applied and Screened and can be shortlisted straight into Interview Round 1 from there — “Resume Review” and “Shortlisted” no longer exist as separate stages.</w:t>
       </w:r>
     </w:p>
     <w:p>
@@ -7163,7 +7163,7 @@
           <w:sz w:val="21"/>
           <w:szCs w:val="21"/>
         </w:rPr>
-        <w:t xml:space="preserve">Resume Shortlist Pending — HM hasn’t shortlisted within 48h of reaching Applied.</w:t>
+        <w:t xml:space="preserve">Resume Shortlist Pending — HM hasn’t shortlisted within 48h of reaching Applied and Screened.</w:t>
       </w:r>
     </w:p>
     <w:p>
